--- a/HRCP-KKU-Academic/uploads/academic/position/1/p2doc_2.docx
+++ b/HRCP-KKU-Academic/uploads/academic/position/1/p2doc_2.docx
@@ -137,18 +137,8 @@
           <w:sz w:val="32"/>
           <w:szCs w:val="32"/>
         </w:rPr>
-        <w:t>นายโจ จิ พนักงานมหาวิทยาลัย </w:t>
-      </w:r>
-      <w:proofErr w:type="spellStart"/>
-      <w:r>
-        <w:rPr>
-          <w:rFonts w:ascii="TH Sarabun New" w:hAnsi="TH Sarabun New" w:cs="TH Sarabun New"/>
-          <w:sz w:val="32"/>
-          <w:szCs w:val="32"/>
-        </w:rPr>
-        <w:t/>
-      </w:r>
-      <w:proofErr w:type="spellEnd"/>
+        <w:t>ผู้ช่วยศาสตราจารย์สมชาย ใจดีวิชาการ พนักงานมหาวิทยาลัย </w:t>
+      </w:r>
       <w:r>
         <w:rPr>
           <w:rFonts w:ascii="TH Sarabun New" w:hAnsi="TH Sarabun New" w:cs="TH Sarabun New"/>
@@ -180,25 +170,7 @@
           <w:sz w:val="32"/>
           <w:szCs w:val="32"/>
         </w:rPr>
-        <w:t>อาจารย์</w:t>
-      </w:r>
-      <w:proofErr w:type="spellStart"/>
-      <w:r>
-        <w:rPr>
-          <w:rFonts w:ascii="TH Sarabun New" w:hAnsi="TH Sarabun New" w:cs="TH Sarabun New"/>
-          <w:sz w:val="32"/>
-          <w:szCs w:val="32"/>
-        </w:rPr>
-        <w:t/>
-      </w:r>
-      <w:proofErr w:type="spellEnd"/>
-      <w:r>
-        <w:rPr>
-          <w:rFonts w:ascii="TH Sarabun New" w:hAnsi="TH Sarabun New" w:cs="TH Sarabun New"/>
-          <w:sz w:val="32"/>
-          <w:szCs w:val="32"/>
-        </w:rPr>
-        <w:t/>
+        <w:t>ผู้ช่วยศาสตราจารย์</w:t>
       </w:r>
       <w:r>
         <w:rPr>
@@ -260,25 +232,7 @@
           <w:sz w:val="32"/>
           <w:szCs w:val="32"/>
         </w:rPr>
-        <w:t>ศาสตราจารย์</w:t>
-      </w:r>
-      <w:proofErr w:type="spellStart"/>
-      <w:r>
-        <w:rPr>
-          <w:rFonts w:ascii="TH Sarabun New" w:hAnsi="TH Sarabun New" w:cs="TH Sarabun New"/>
-          <w:sz w:val="32"/>
-          <w:szCs w:val="32"/>
-        </w:rPr>
-        <w:t/>
-      </w:r>
-      <w:proofErr w:type="spellEnd"/>
-      <w:r>
-        <w:rPr>
-          <w:rFonts w:ascii="TH Sarabun New" w:hAnsi="TH Sarabun New" w:cs="TH Sarabun New"/>
-          <w:sz w:val="32"/>
-          <w:szCs w:val="32"/>
-        </w:rPr>
-        <w:t/>
+        <w:t>ผู้ช่วยศาสตราจารย์</w:t>
       </w:r>
       <w:r>
         <w:rPr>
@@ -371,7 +325,6 @@
         </w:rPr>
         <w:t xml:space="preserve"/>
       </w:r>
-      <w:proofErr w:type="spellStart"/>
       <w:r>
         <w:rPr>
           <w:rFonts w:ascii="TH Sarabun New" w:hAnsi="TH Sarabun New" w:cs="TH Sarabun New"/>
@@ -380,7 +333,6 @@
         </w:rPr>
         <w:t/>
       </w:r>
-      <w:proofErr w:type="spellEnd"/>
       <w:r>
         <w:rPr>
           <w:rFonts w:ascii="TH Sarabun New" w:hAnsi="TH Sarabun New" w:cs="TH Sarabun New"/>
@@ -436,7 +388,7 @@
         <w:rPr>
           <w:rFonts w:ascii="MS Gothic" w:eastAsia="MS Gothic" w:hAnsi="MS Gothic"/>
         </w:rPr>
-        <w:t>☑</w:t>
+        <w:t>☐</w:t>
       </w:r>
       <w:r>
         <w:rPr>
@@ -444,7 +396,6 @@
         </w:rPr>
         <w:t xml:space="preserve"/>
       </w:r>
-      <w:proofErr w:type="spellStart"/>
       <w:r>
         <w:rPr>
           <w:rFonts w:ascii="TH Sarabun New" w:hAnsi="TH Sarabun New" w:cs="TH Sarabun New"/>
@@ -453,7 +404,6 @@
         </w:rPr>
         <w:t/>
       </w:r>
-      <w:proofErr w:type="spellEnd"/>
       <w:r>
         <w:rPr>
           <w:rFonts w:ascii="TH Sarabun New" w:hAnsi="TH Sarabun New" w:cs="TH Sarabun New"/>
@@ -565,21 +515,7 @@
         <w:rPr>
           <w:rFonts w:ascii="TH Sarabun New" w:hAnsi="TH Sarabun New" w:cs="TH Sarabun New"/>
         </w:rPr>
-        <w:t>…</w:t>
-      </w:r>
-      <w:proofErr w:type="gramStart"/>
-      <w:r>
-        <w:rPr>
-          <w:rFonts w:ascii="TH Sarabun New" w:hAnsi="TH Sarabun New" w:cs="TH Sarabun New"/>
-        </w:rPr>
-        <w:t>…..</w:t>
-      </w:r>
-      <w:proofErr w:type="gramEnd"/>
-      <w:r>
-        <w:rPr>
-          <w:rFonts w:ascii="TH Sarabun New" w:hAnsi="TH Sarabun New" w:cs="TH Sarabun New"/>
-        </w:rPr>
-        <w:t>(</w:t>
+        <w:t>……..(</w:t>
       </w:r>
       <w:r>
         <w:rPr>
@@ -614,21 +550,7 @@
         <w:rPr>
           <w:rFonts w:ascii="TH Sarabun New" w:hAnsi="TH Sarabun New" w:cs="TH Sarabun New"/>
         </w:rPr>
-        <w:t>นายโจ จิ</w:t>
-      </w:r>
-      <w:proofErr w:type="spellStart"/>
-      <w:r>
-        <w:rPr>
-          <w:rFonts w:ascii="TH Sarabun New" w:hAnsi="TH Sarabun New" w:cs="TH Sarabun New"/>
-        </w:rPr>
-        <w:t/>
-      </w:r>
-      <w:proofErr w:type="spellEnd"/>
-      <w:r>
-        <w:rPr>
-          <w:rFonts w:ascii="TH Sarabun New" w:hAnsi="TH Sarabun New" w:cs="TH Sarabun New"/>
-        </w:rPr>
-        <w:t/>
+        <w:t>ผู้ช่วยศาสตราจารย์สมชาย ใจดีวิชาการ</w:t>
       </w:r>
       <w:r>
         <w:rPr>
@@ -1112,7 +1034,9 @@
   </w:style>
   <w:style w:type="character" w:default="1" w:styleId="DefaultParagraphFont">
     <w:name w:val="Default Paragraph Font"/>
+    <w:uiPriority w:val="1"/>
     <w:semiHidden/>
+    <w:unhideWhenUsed/>
   </w:style>
   <w:style w:type="table" w:default="1" w:styleId="TableNormal">
     <w:name w:val="Normal Table"/>
